--- a/artifacts/api-server/artifacts/api-server/uploads/assets/9/manuscript_6x9.docx
+++ b/artifacts/api-server/artifacts/api-server/uploads/assets/9/manuscript_6x9.docx
@@ -436,14 +436,14 @@
       </w:r>
     </w:p>
     <w:p>
-      <w:bookmarkStart w:id="93993" w:name="chapter_1"/>
+      <w:bookmarkStart w:id="90777" w:name="chapter_1"/>
       <w:pPr>
         <w:pStyle w:val="Heading1"/>
       </w:pPr>
       <w:r>
         <w:t>Session 1: Facing the Evidence: Why Jesus Must Be Investigated</w:t>
       </w:r>
-      <w:bookmarkEnd w:id="93993"/>
+      <w:bookmarkEnd w:id="90777"/>
     </w:p>
     <w:p>
       <w:pPr>
@@ -782,14 +782,14 @@
       </w:r>
     </w:p>
     <w:p>
-      <w:bookmarkStart w:id="38953" w:name="chapter_2"/>
+      <w:bookmarkStart w:id="49897" w:name="chapter_2"/>
       <w:pPr>
         <w:pStyle w:val="Heading1"/>
       </w:pPr>
       <w:r>
         <w:t>Session 2: Discovery 1 – A Real Person in Real Time: Jesus in History</w:t>
       </w:r>
-      <w:bookmarkEnd w:id="38953"/>
+      <w:bookmarkEnd w:id="49897"/>
     </w:p>
     <w:p>
       <w:pPr>
@@ -1128,14 +1128,14 @@
       </w:r>
     </w:p>
     <w:p>
-      <w:bookmarkStart w:id="10114" w:name="chapter_3"/>
+      <w:bookmarkStart w:id="82840" w:name="chapter_3"/>
       <w:pPr>
         <w:pStyle w:val="Heading1"/>
       </w:pPr>
       <w:r>
         <w:t>Session 3: Discovery 2 – The Cross and the Tomb: Evidence for Crucifixion and Burial</w:t>
       </w:r>
-      <w:bookmarkEnd w:id="10114"/>
+      <w:bookmarkEnd w:id="82840"/>
     </w:p>
     <w:p>
       <w:pPr>
@@ -1474,14 +1474,14 @@
       </w:r>
     </w:p>
     <w:p>
-      <w:bookmarkStart w:id="62632" w:name="chapter_4"/>
+      <w:bookmarkStart w:id="33573" w:name="chapter_4"/>
       <w:pPr>
         <w:pStyle w:val="Heading1"/>
       </w:pPr>
       <w:r>
         <w:t>Session 4: Discovery 3 – Empty Tomb, Risen Lord: The Resurrection as Historical Claim</w:t>
       </w:r>
-      <w:bookmarkEnd w:id="62632"/>
+      <w:bookmarkEnd w:id="33573"/>
     </w:p>
     <w:p>
       <w:pPr>
@@ -1820,14 +1820,14 @@
       </w:r>
     </w:p>
     <w:p>
-      <w:bookmarkStart w:id="32192" w:name="chapter_5"/>
+      <w:bookmarkStart w:id="19467" w:name="chapter_5"/>
       <w:pPr>
         <w:pStyle w:val="Heading1"/>
       </w:pPr>
       <w:r>
         <w:t>Session 5: Discovery 4 – Words That Endure: Manuscripts and the Reliability of the Gospels</w:t>
       </w:r>
-      <w:bookmarkEnd w:id="32192"/>
+      <w:bookmarkEnd w:id="19467"/>
     </w:p>
     <w:p>
       <w:pPr>
@@ -2166,14 +2166,14 @@
       </w:r>
     </w:p>
     <w:p>
-      <w:bookmarkStart w:id="17459" w:name="chapter_6"/>
+      <w:bookmarkStart w:id="23177" w:name="chapter_6"/>
       <w:pPr>
         <w:pStyle w:val="Heading1"/>
       </w:pPr>
       <w:r>
         <w:t>Session 6: Discovery 5 – Jesus in His World: Archaeology and the Gospels’ Local Color</w:t>
       </w:r>
-      <w:bookmarkEnd w:id="17459"/>
+      <w:bookmarkEnd w:id="23177"/>
     </w:p>
     <w:p>
       <w:pPr>
@@ -2512,14 +2512,14 @@
       </w:r>
     </w:p>
     <w:p>
-      <w:bookmarkStart w:id="54708" w:name="chapter_7"/>
+      <w:bookmarkStart w:id="66336" w:name="chapter_7"/>
       <w:pPr>
         <w:pStyle w:val="Heading1"/>
       </w:pPr>
       <w:r>
         <w:t>Session 7: Discovery 6 – Inscriptions of Faith: Names, Titles, and the Earliest Christians</w:t>
       </w:r>
-      <w:bookmarkEnd w:id="54708"/>
+      <w:bookmarkEnd w:id="66336"/>
     </w:p>
     <w:p>
       <w:pPr>
@@ -2858,14 +2858,14 @@
       </w:r>
     </w:p>
     <w:p>
-      <w:bookmarkStart w:id="28171" w:name="chapter_8"/>
+      <w:bookmarkStart w:id="94516" w:name="chapter_8"/>
       <w:pPr>
         <w:pStyle w:val="Heading1"/>
       </w:pPr>
       <w:r>
         <w:t>Session 8: Discovery 7 – Suffering, Hope, and the Present Jesus: Past Evidence, Present Encounter</w:t>
       </w:r>
-      <w:bookmarkEnd w:id="28171"/>
+      <w:bookmarkEnd w:id="94516"/>
     </w:p>
     <w:p>
       <w:pPr>
@@ -3204,14 +3204,14 @@
       </w:r>
     </w:p>
     <w:p>
-      <w:bookmarkStart w:id="58888" w:name="chapter_9"/>
+      <w:bookmarkStart w:id="85338" w:name="chapter_9"/>
       <w:pPr>
         <w:pStyle w:val="Heading1"/>
       </w:pPr>
       <w:r>
         <w:t>Session 9: Discovery 8 – The Mission Continues: Witness, Culture, and a Credible Jesus</w:t>
       </w:r>
-      <w:bookmarkEnd w:id="58888"/>
+      <w:bookmarkEnd w:id="85338"/>
     </w:p>
     <w:p>
       <w:pPr>

--- a/artifacts/api-server/artifacts/api-server/uploads/assets/9/manuscript_6x9.docx
+++ b/artifacts/api-server/artifacts/api-server/uploads/assets/9/manuscript_6x9.docx
@@ -436,14 +436,14 @@
       </w:r>
     </w:p>
     <w:p>
-      <w:bookmarkStart w:id="90777" w:name="chapter_1"/>
+      <w:bookmarkStart w:id="32236" w:name="chapter_1"/>
       <w:pPr>
         <w:pStyle w:val="Heading1"/>
       </w:pPr>
       <w:r>
         <w:t>Session 1: Facing the Evidence: Why Jesus Must Be Investigated</w:t>
       </w:r>
-      <w:bookmarkEnd w:id="90777"/>
+      <w:bookmarkEnd w:id="32236"/>
     </w:p>
     <w:p>
       <w:pPr>
@@ -782,14 +782,14 @@
       </w:r>
     </w:p>
     <w:p>
-      <w:bookmarkStart w:id="49897" w:name="chapter_2"/>
+      <w:bookmarkStart w:id="74553" w:name="chapter_2"/>
       <w:pPr>
         <w:pStyle w:val="Heading1"/>
       </w:pPr>
       <w:r>
         <w:t>Session 2: Discovery 1 – A Real Person in Real Time: Jesus in History</w:t>
       </w:r>
-      <w:bookmarkEnd w:id="49897"/>
+      <w:bookmarkEnd w:id="74553"/>
     </w:p>
     <w:p>
       <w:pPr>
@@ -1128,14 +1128,14 @@
       </w:r>
     </w:p>
     <w:p>
-      <w:bookmarkStart w:id="82840" w:name="chapter_3"/>
+      <w:bookmarkStart w:id="17573" w:name="chapter_3"/>
       <w:pPr>
         <w:pStyle w:val="Heading1"/>
       </w:pPr>
       <w:r>
         <w:t>Session 3: Discovery 2 – The Cross and the Tomb: Evidence for Crucifixion and Burial</w:t>
       </w:r>
-      <w:bookmarkEnd w:id="82840"/>
+      <w:bookmarkEnd w:id="17573"/>
     </w:p>
     <w:p>
       <w:pPr>
@@ -1474,14 +1474,14 @@
       </w:r>
     </w:p>
     <w:p>
-      <w:bookmarkStart w:id="33573" w:name="chapter_4"/>
+      <w:bookmarkStart w:id="25757" w:name="chapter_4"/>
       <w:pPr>
         <w:pStyle w:val="Heading1"/>
       </w:pPr>
       <w:r>
         <w:t>Session 4: Discovery 3 – Empty Tomb, Risen Lord: The Resurrection as Historical Claim</w:t>
       </w:r>
-      <w:bookmarkEnd w:id="33573"/>
+      <w:bookmarkEnd w:id="25757"/>
     </w:p>
     <w:p>
       <w:pPr>
@@ -1820,14 +1820,14 @@
       </w:r>
     </w:p>
     <w:p>
-      <w:bookmarkStart w:id="19467" w:name="chapter_5"/>
+      <w:bookmarkStart w:id="57862" w:name="chapter_5"/>
       <w:pPr>
         <w:pStyle w:val="Heading1"/>
       </w:pPr>
       <w:r>
         <w:t>Session 5: Discovery 4 – Words That Endure: Manuscripts and the Reliability of the Gospels</w:t>
       </w:r>
-      <w:bookmarkEnd w:id="19467"/>
+      <w:bookmarkEnd w:id="57862"/>
     </w:p>
     <w:p>
       <w:pPr>
@@ -2166,14 +2166,14 @@
       </w:r>
     </w:p>
     <w:p>
-      <w:bookmarkStart w:id="23177" w:name="chapter_6"/>
+      <w:bookmarkStart w:id="24622" w:name="chapter_6"/>
       <w:pPr>
         <w:pStyle w:val="Heading1"/>
       </w:pPr>
       <w:r>
         <w:t>Session 6: Discovery 5 – Jesus in His World: Archaeology and the Gospels’ Local Color</w:t>
       </w:r>
-      <w:bookmarkEnd w:id="23177"/>
+      <w:bookmarkEnd w:id="24622"/>
     </w:p>
     <w:p>
       <w:pPr>
@@ -2512,14 +2512,14 @@
       </w:r>
     </w:p>
     <w:p>
-      <w:bookmarkStart w:id="66336" w:name="chapter_7"/>
+      <w:bookmarkStart w:id="68264" w:name="chapter_7"/>
       <w:pPr>
         <w:pStyle w:val="Heading1"/>
       </w:pPr>
       <w:r>
         <w:t>Session 7: Discovery 6 – Inscriptions of Faith: Names, Titles, and the Earliest Christians</w:t>
       </w:r>
-      <w:bookmarkEnd w:id="66336"/>
+      <w:bookmarkEnd w:id="68264"/>
     </w:p>
     <w:p>
       <w:pPr>
@@ -2858,14 +2858,14 @@
       </w:r>
     </w:p>
     <w:p>
-      <w:bookmarkStart w:id="94516" w:name="chapter_8"/>
+      <w:bookmarkStart w:id="77835" w:name="chapter_8"/>
       <w:pPr>
         <w:pStyle w:val="Heading1"/>
       </w:pPr>
       <w:r>
         <w:t>Session 8: Discovery 7 – Suffering, Hope, and the Present Jesus: Past Evidence, Present Encounter</w:t>
       </w:r>
-      <w:bookmarkEnd w:id="94516"/>
+      <w:bookmarkEnd w:id="77835"/>
     </w:p>
     <w:p>
       <w:pPr>
@@ -3204,14 +3204,14 @@
       </w:r>
     </w:p>
     <w:p>
-      <w:bookmarkStart w:id="85338" w:name="chapter_9"/>
+      <w:bookmarkStart w:id="58110" w:name="chapter_9"/>
       <w:pPr>
         <w:pStyle w:val="Heading1"/>
       </w:pPr>
       <w:r>
         <w:t>Session 9: Discovery 8 – The Mission Continues: Witness, Culture, and a Credible Jesus</w:t>
       </w:r>
-      <w:bookmarkEnd w:id="85338"/>
+      <w:bookmarkEnd w:id="58110"/>
     </w:p>
     <w:p>
       <w:pPr>

--- a/artifacts/api-server/artifacts/api-server/uploads/assets/9/manuscript_6x9.docx
+++ b/artifacts/api-server/artifacts/api-server/uploads/assets/9/manuscript_6x9.docx
@@ -436,14 +436,14 @@
       </w:r>
     </w:p>
     <w:p>
-      <w:bookmarkStart w:id="32236" w:name="chapter_1"/>
+      <w:bookmarkStart w:id="70312" w:name="chapter_1"/>
       <w:pPr>
         <w:pStyle w:val="Heading1"/>
       </w:pPr>
       <w:r>
         <w:t>Session 1: Facing the Evidence: Why Jesus Must Be Investigated</w:t>
       </w:r>
-      <w:bookmarkEnd w:id="32236"/>
+      <w:bookmarkEnd w:id="70312"/>
     </w:p>
     <w:p>
       <w:pPr>
@@ -782,14 +782,14 @@
       </w:r>
     </w:p>
     <w:p>
-      <w:bookmarkStart w:id="74553" w:name="chapter_2"/>
+      <w:bookmarkStart w:id="57706" w:name="chapter_2"/>
       <w:pPr>
         <w:pStyle w:val="Heading1"/>
       </w:pPr>
       <w:r>
         <w:t>Session 2: Discovery 1 – A Real Person in Real Time: Jesus in History</w:t>
       </w:r>
-      <w:bookmarkEnd w:id="74553"/>
+      <w:bookmarkEnd w:id="57706"/>
     </w:p>
     <w:p>
       <w:pPr>
@@ -1128,14 +1128,14 @@
       </w:r>
     </w:p>
     <w:p>
-      <w:bookmarkStart w:id="17573" w:name="chapter_3"/>
+      <w:bookmarkStart w:id="3579" w:name="chapter_3"/>
       <w:pPr>
         <w:pStyle w:val="Heading1"/>
       </w:pPr>
       <w:r>
         <w:t>Session 3: Discovery 2 – The Cross and the Tomb: Evidence for Crucifixion and Burial</w:t>
       </w:r>
-      <w:bookmarkEnd w:id="17573"/>
+      <w:bookmarkEnd w:id="3579"/>
     </w:p>
     <w:p>
       <w:pPr>
@@ -1474,14 +1474,14 @@
       </w:r>
     </w:p>
     <w:p>
-      <w:bookmarkStart w:id="25757" w:name="chapter_4"/>
+      <w:bookmarkStart w:id="94657" w:name="chapter_4"/>
       <w:pPr>
         <w:pStyle w:val="Heading1"/>
       </w:pPr>
       <w:r>
         <w:t>Session 4: Discovery 3 – Empty Tomb, Risen Lord: The Resurrection as Historical Claim</w:t>
       </w:r>
-      <w:bookmarkEnd w:id="25757"/>
+      <w:bookmarkEnd w:id="94657"/>
     </w:p>
     <w:p>
       <w:pPr>
@@ -1820,14 +1820,14 @@
       </w:r>
     </w:p>
     <w:p>
-      <w:bookmarkStart w:id="57862" w:name="chapter_5"/>
+      <w:bookmarkStart w:id="9644" w:name="chapter_5"/>
       <w:pPr>
         <w:pStyle w:val="Heading1"/>
       </w:pPr>
       <w:r>
         <w:t>Session 5: Discovery 4 – Words That Endure: Manuscripts and the Reliability of the Gospels</w:t>
       </w:r>
-      <w:bookmarkEnd w:id="57862"/>
+      <w:bookmarkEnd w:id="9644"/>
     </w:p>
     <w:p>
       <w:pPr>
@@ -2166,14 +2166,14 @@
       </w:r>
     </w:p>
     <w:p>
-      <w:bookmarkStart w:id="24622" w:name="chapter_6"/>
+      <w:bookmarkStart w:id="16676" w:name="chapter_6"/>
       <w:pPr>
         <w:pStyle w:val="Heading1"/>
       </w:pPr>
       <w:r>
         <w:t>Session 6: Discovery 5 – Jesus in His World: Archaeology and the Gospels’ Local Color</w:t>
       </w:r>
-      <w:bookmarkEnd w:id="24622"/>
+      <w:bookmarkEnd w:id="16676"/>
     </w:p>
     <w:p>
       <w:pPr>
@@ -2512,14 +2512,14 @@
       </w:r>
     </w:p>
     <w:p>
-      <w:bookmarkStart w:id="68264" w:name="chapter_7"/>
+      <w:bookmarkStart w:id="16239" w:name="chapter_7"/>
       <w:pPr>
         <w:pStyle w:val="Heading1"/>
       </w:pPr>
       <w:r>
         <w:t>Session 7: Discovery 6 – Inscriptions of Faith: Names, Titles, and the Earliest Christians</w:t>
       </w:r>
-      <w:bookmarkEnd w:id="68264"/>
+      <w:bookmarkEnd w:id="16239"/>
     </w:p>
     <w:p>
       <w:pPr>
@@ -2858,14 +2858,14 @@
       </w:r>
     </w:p>
     <w:p>
-      <w:bookmarkStart w:id="77835" w:name="chapter_8"/>
+      <w:bookmarkStart w:id="80699" w:name="chapter_8"/>
       <w:pPr>
         <w:pStyle w:val="Heading1"/>
       </w:pPr>
       <w:r>
         <w:t>Session 8: Discovery 7 – Suffering, Hope, and the Present Jesus: Past Evidence, Present Encounter</w:t>
       </w:r>
-      <w:bookmarkEnd w:id="77835"/>
+      <w:bookmarkEnd w:id="80699"/>
     </w:p>
     <w:p>
       <w:pPr>
@@ -3204,14 +3204,14 @@
       </w:r>
     </w:p>
     <w:p>
-      <w:bookmarkStart w:id="58110" w:name="chapter_9"/>
+      <w:bookmarkStart w:id="94954" w:name="chapter_9"/>
       <w:pPr>
         <w:pStyle w:val="Heading1"/>
       </w:pPr>
       <w:r>
         <w:t>Session 9: Discovery 8 – The Mission Continues: Witness, Culture, and a Credible Jesus</w:t>
       </w:r>
-      <w:bookmarkEnd w:id="58110"/>
+      <w:bookmarkEnd w:id="94954"/>
     </w:p>
     <w:p>
       <w:pPr>

--- a/artifacts/api-server/artifacts/api-server/uploads/assets/9/manuscript_6x9.docx
+++ b/artifacts/api-server/artifacts/api-server/uploads/assets/9/manuscript_6x9.docx
@@ -436,14 +436,14 @@
       </w:r>
     </w:p>
     <w:p>
-      <w:bookmarkStart w:id="70312" w:name="chapter_1"/>
+      <w:bookmarkStart w:id="65266" w:name="chapter_1"/>
       <w:pPr>
         <w:pStyle w:val="Heading1"/>
       </w:pPr>
       <w:r>
         <w:t>Session 1: Facing the Evidence: Why Jesus Must Be Investigated</w:t>
       </w:r>
-      <w:bookmarkEnd w:id="70312"/>
+      <w:bookmarkEnd w:id="65266"/>
     </w:p>
     <w:p>
       <w:pPr>
@@ -782,14 +782,14 @@
       </w:r>
     </w:p>
     <w:p>
-      <w:bookmarkStart w:id="57706" w:name="chapter_2"/>
+      <w:bookmarkStart w:id="87961" w:name="chapter_2"/>
       <w:pPr>
         <w:pStyle w:val="Heading1"/>
       </w:pPr>
       <w:r>
         <w:t>Session 2: Discovery 1 – A Real Person in Real Time: Jesus in History</w:t>
       </w:r>
-      <w:bookmarkEnd w:id="57706"/>
+      <w:bookmarkEnd w:id="87961"/>
     </w:p>
     <w:p>
       <w:pPr>
@@ -1128,14 +1128,14 @@
       </w:r>
     </w:p>
     <w:p>
-      <w:bookmarkStart w:id="3579" w:name="chapter_3"/>
+      <w:bookmarkStart w:id="14585" w:name="chapter_3"/>
       <w:pPr>
         <w:pStyle w:val="Heading1"/>
       </w:pPr>
       <w:r>
         <w:t>Session 3: Discovery 2 – The Cross and the Tomb: Evidence for Crucifixion and Burial</w:t>
       </w:r>
-      <w:bookmarkEnd w:id="3579"/>
+      <w:bookmarkEnd w:id="14585"/>
     </w:p>
     <w:p>
       <w:pPr>
@@ -1474,14 +1474,14 @@
       </w:r>
     </w:p>
     <w:p>
-      <w:bookmarkStart w:id="94657" w:name="chapter_4"/>
+      <w:bookmarkStart w:id="86009" w:name="chapter_4"/>
       <w:pPr>
         <w:pStyle w:val="Heading1"/>
       </w:pPr>
       <w:r>
         <w:t>Session 4: Discovery 3 – Empty Tomb, Risen Lord: The Resurrection as Historical Claim</w:t>
       </w:r>
-      <w:bookmarkEnd w:id="94657"/>
+      <w:bookmarkEnd w:id="86009"/>
     </w:p>
     <w:p>
       <w:pPr>
@@ -1820,14 +1820,14 @@
       </w:r>
     </w:p>
     <w:p>
-      <w:bookmarkStart w:id="9644" w:name="chapter_5"/>
+      <w:bookmarkStart w:id="2737" w:name="chapter_5"/>
       <w:pPr>
         <w:pStyle w:val="Heading1"/>
       </w:pPr>
       <w:r>
         <w:t>Session 5: Discovery 4 – Words That Endure: Manuscripts and the Reliability of the Gospels</w:t>
       </w:r>
-      <w:bookmarkEnd w:id="9644"/>
+      <w:bookmarkEnd w:id="2737"/>
     </w:p>
     <w:p>
       <w:pPr>
@@ -2166,14 +2166,14 @@
       </w:r>
     </w:p>
     <w:p>
-      <w:bookmarkStart w:id="16676" w:name="chapter_6"/>
+      <w:bookmarkStart w:id="74875" w:name="chapter_6"/>
       <w:pPr>
         <w:pStyle w:val="Heading1"/>
       </w:pPr>
       <w:r>
         <w:t>Session 6: Discovery 5 – Jesus in His World: Archaeology and the Gospels’ Local Color</w:t>
       </w:r>
-      <w:bookmarkEnd w:id="16676"/>
+      <w:bookmarkEnd w:id="74875"/>
     </w:p>
     <w:p>
       <w:pPr>
@@ -2512,14 +2512,14 @@
       </w:r>
     </w:p>
     <w:p>
-      <w:bookmarkStart w:id="16239" w:name="chapter_7"/>
+      <w:bookmarkStart w:id="13489" w:name="chapter_7"/>
       <w:pPr>
         <w:pStyle w:val="Heading1"/>
       </w:pPr>
       <w:r>
         <w:t>Session 7: Discovery 6 – Inscriptions of Faith: Names, Titles, and the Earliest Christians</w:t>
       </w:r>
-      <w:bookmarkEnd w:id="16239"/>
+      <w:bookmarkEnd w:id="13489"/>
     </w:p>
     <w:p>
       <w:pPr>
@@ -2858,14 +2858,14 @@
       </w:r>
     </w:p>
     <w:p>
-      <w:bookmarkStart w:id="80699" w:name="chapter_8"/>
+      <w:bookmarkStart w:id="40989" w:name="chapter_8"/>
       <w:pPr>
         <w:pStyle w:val="Heading1"/>
       </w:pPr>
       <w:r>
         <w:t>Session 8: Discovery 7 – Suffering, Hope, and the Present Jesus: Past Evidence, Present Encounter</w:t>
       </w:r>
-      <w:bookmarkEnd w:id="80699"/>
+      <w:bookmarkEnd w:id="40989"/>
     </w:p>
     <w:p>
       <w:pPr>
@@ -3204,14 +3204,14 @@
       </w:r>
     </w:p>
     <w:p>
-      <w:bookmarkStart w:id="94954" w:name="chapter_9"/>
+      <w:bookmarkStart w:id="48697" w:name="chapter_9"/>
       <w:pPr>
         <w:pStyle w:val="Heading1"/>
       </w:pPr>
       <w:r>
         <w:t>Session 9: Discovery 8 – The Mission Continues: Witness, Culture, and a Credible Jesus</w:t>
       </w:r>
-      <w:bookmarkEnd w:id="94954"/>
+      <w:bookmarkEnd w:id="48697"/>
     </w:p>
     <w:p>
       <w:pPr>
